--- a/CONTINUATION.docx
+++ b/CONTINUATION.docx
@@ -10,7 +10,7 @@
         <w:t xml:space="preserve">CONTINUATION</w:t>
       </w:r>
     </w:p>
-    <w:bookmarkStart w:id="72" w:name="continuationmd--vasic-digital-tmux"/>
+    <w:bookmarkStart w:id="73" w:name="continuationmd--vasic-digital-tmux"/>
     <w:p>
       <w:pPr>
         <w:pStyle w:val="Heading1"/>
@@ -34,7 +34,7 @@
         <w:t xml:space="preserve"> </w:t>
       </w:r>
       <w:r>
-        <w:t xml:space="preserve">2026-09-02T06:35:42Z</w:t>
+        <w:t xml:space="preserve">2026-09-29T17:10:00Z</w:t>
       </w:r>
     </w:p>
     <w:bookmarkStart w:id="9" w:name="X46e2b1e0ed863e0637bb3aab0aa22fad9aaafec"/>
@@ -2935,7 +2935,7 @@
       </w:r>
     </w:p>
     <w:bookmarkEnd w:id="11"/>
-    <w:bookmarkStart w:id="69" w:name="X9bbd2c3048cfbd7ee7622f0d2295634d9b66aad"/>
+    <w:bookmarkStart w:id="70" w:name="X9bbd2c3048cfbd7ee7622f0d2295634d9b66aad"/>
     <w:p>
       <w:pPr>
         <w:pStyle w:val="Heading2"/>
@@ -32252,8 +32252,1445 @@
       </w:r>
     </w:p>
     <w:bookmarkEnd w:id="68"/>
+    <w:bookmarkStart w:id="69" w:name="X6d6e080b5cc4d8d88b4f624180a68d1e850dcb1"/>
+    <w:p>
+      <w:pPr>
+        <w:pStyle w:val="Heading3"/>
+      </w:pPr>
+      <w:r>
+        <w:t xml:space="preserve">§3.38 — TMX-090 root-cause investigation + closure; a NEW</w:t>
+      </w:r>
+      <w:r>
+        <w:t xml:space="preserve"> </w:t>
+      </w:r>
+      <w:r>
+        <w:rPr>
+          <w:rStyle w:val="VerbatimChar"/>
+        </w:rPr>
+        <w:t xml:space="preserve">workable-items</w:t>
+      </w:r>
+      <w:r>
+        <w:t xml:space="preserve"> </w:t>
+      </w:r>
+      <w:r>
+        <w:t xml:space="preserve">stale-binary defect found + fixed in the process → 2026-09-29</w:t>
+      </w:r>
+    </w:p>
+    <w:p>
+      <w:pPr>
+        <w:pStyle w:val="FirstParagraph"/>
+      </w:pPr>
+      <w:r>
+        <w:rPr>
+          <w:b/>
+          <w:bCs/>
+        </w:rPr>
+        <w:t xml:space="preserve">Status:</w:t>
+      </w:r>
+      <w:r>
+        <w:t xml:space="preserve"> </w:t>
+      </w:r>
+      <w:r>
+        <w:t xml:space="preserve">CLOSED (TMX-090). One new tooling defect found and fixed as a</w:t>
+      </w:r>
+      <w:r>
+        <w:t xml:space="preserve"> </w:t>
+      </w:r>
+      <w:r>
+        <w:t xml:space="preserve">byproduct; not separately filed since it is fully resolved here.</w:t>
+      </w:r>
+    </w:p>
+    <w:p>
+      <w:pPr>
+        <w:pStyle w:val="BodyText"/>
+      </w:pPr>
+      <w:r>
+        <w:rPr>
+          <w:b/>
+          <w:bCs/>
+        </w:rPr>
+        <w:t xml:space="preserve">TMX-090 (I1/I2 WHEEL-COPY-MODE-OVERRIDE-001) was already fixed, only the</w:t>
+      </w:r>
+      <w:r>
+        <w:rPr>
+          <w:b/>
+          <w:bCs/>
+        </w:rPr>
+        <w:t xml:space="preserve"> </w:t>
+      </w:r>
+      <w:r>
+        <w:rPr>
+          <w:b/>
+          <w:bCs/>
+        </w:rPr>
+        <w:t xml:space="preserve">tracker was stale.</w:t>
+      </w:r>
+      <w:r>
+        <w:t xml:space="preserve"> </w:t>
+      </w:r>
+      <w:r>
+        <w:t xml:space="preserve">Systematic-debugging investigation (three independent</w:t>
+      </w:r>
+      <w:r>
+        <w:t xml:space="preserve"> </w:t>
+      </w:r>
+      <w:r>
+        <w:t xml:space="preserve">subagent evidence-gathering streams — live capture on a fresh build, the test</w:t>
+      </w:r>
+      <w:r>
+        <w:t xml:space="preserve"> </w:t>
+      </w:r>
+      <w:r>
+        <w:t xml:space="preserve">47 T6 sibling check, and a static trace of the config-loading mechanism, plus</w:t>
+      </w:r>
+      <w:r>
+        <w:t xml:space="preserve"> </w:t>
+      </w:r>
+      <w:r>
+        <w:t xml:space="preserve">a fourth diff-comparison agent) established: the underlying defect (test 17</w:t>
+      </w:r>
+      <w:r>
+        <w:t xml:space="preserve"> </w:t>
+      </w:r>
+      <w:r>
+        <w:t xml:space="preserve">T3's live</w:t>
+      </w:r>
+      <w:r>
+        <w:t xml:space="preserve"> </w:t>
+      </w:r>
+      <w:r>
+        <w:rPr>
+          <w:rStyle w:val="VerbatimChar"/>
+        </w:rPr>
+        <w:t xml:space="preserve">list-keys -T root WheelUpPane</w:t>
+      </w:r>
+      <w:r>
+        <w:t xml:space="preserve"> </w:t>
+      </w:r>
+      <w:r>
+        <w:t xml:space="preserve">readback reporting the override</w:t>
+      </w:r>
+      <w:r>
+        <w:t xml:space="preserve"> </w:t>
+      </w:r>
+      <w:r>
+        <w:t xml:space="preserve">absent) was root-caused and fixed in commit</w:t>
+      </w:r>
+      <w:r>
+        <w:t xml:space="preserve"> </w:t>
+      </w:r>
+      <w:r>
+        <w:rPr>
+          <w:rStyle w:val="VerbatimChar"/>
+        </w:rPr>
+        <w:t xml:space="preserve">2e4ec22</w:t>
+      </w:r>
+      <w:r>
+        <w:t xml:space="preserve"> </w:t>
+      </w:r>
+      <w:r>
+        <w:t xml:space="preserve">(2026-09-01) — tmux</w:t>
+      </w:r>
+      <w:r>
+        <w:t xml:space="preserve"> </w:t>
+      </w:r>
+      <w:r>
+        <w:t xml:space="preserve">3.7b's</w:t>
+      </w:r>
+      <w:r>
+        <w:t xml:space="preserve"> </w:t>
+      </w:r>
+      <w:r>
+        <w:rPr>
+          <w:rStyle w:val="VerbatimChar"/>
+        </w:rPr>
+        <w:t xml:space="preserve">cmd-list-keys.c</w:t>
+      </w:r>
+      <w:r>
+        <w:t xml:space="preserve"> </w:t>
+      </w:r>
+      <w:r>
+        <w:t xml:space="preserve">has an unguarded</w:t>
+      </w:r>
+      <w:r>
+        <w:t xml:space="preserve"> </w:t>
+      </w:r>
+      <w:r>
+        <w:rPr>
+          <w:rStyle w:val="VerbatimChar"/>
+        </w:rPr>
+        <w:t xml:space="preserve">|| n == 1</w:t>
+      </w:r>
+      <w:r>
+        <w:t xml:space="preserve"> </w:t>
+      </w:r>
+      <w:r>
+        <w:t xml:space="preserve">print branch that routes</w:t>
+      </w:r>
+      <w:r>
+        <w:t xml:space="preserve"> </w:t>
+      </w:r>
+      <w:r>
+        <w:t xml:space="preserve">any single-row</w:t>
+      </w:r>
+      <w:r>
+        <w:t xml:space="preserve"> </w:t>
+      </w:r>
+      <w:r>
+        <w:rPr>
+          <w:rStyle w:val="VerbatimChar"/>
+        </w:rPr>
+        <w:t xml:space="preserve">list-keys</w:t>
+      </w:r>
+      <w:r>
+        <w:t xml:space="preserve"> </w:t>
+      </w:r>
+      <w:r>
+        <w:t xml:space="preserve">query to a nonexistent client and discards it when</w:t>
+      </w:r>
+      <w:r>
+        <w:t xml:space="preserve"> </w:t>
+      </w:r>
+      <w:r>
+        <w:t xml:space="preserve">run from a script, a §11.4.201(6) false null, not a missing binding. The fix</w:t>
+      </w:r>
+      <w:r>
+        <w:t xml:space="preserve"> </w:t>
+      </w:r>
+      <w:r>
+        <w:t xml:space="preserve">(</w:t>
+      </w:r>
+      <w:r>
+        <w:rPr>
+          <w:rStyle w:val="VerbatimChar"/>
+        </w:rPr>
+        <w:t xml:space="preserve">scripts/tests/lib/list_key.sh</w:t>
+      </w:r>
+      <w:r>
+        <w:t xml:space="preserve">'s</w:t>
+      </w:r>
+      <w:r>
+        <w:t xml:space="preserve"> </w:t>
+      </w:r>
+      <w:r>
+        <w:rPr>
+          <w:rStyle w:val="VerbatimChar"/>
+        </w:rPr>
+        <w:t xml:space="preserve">tmx_list_key</w:t>
+      </w:r>
+      <w:r>
+        <w:t xml:space="preserve">, whole-table +</w:t>
+      </w:r>
+      <w:r>
+        <w:t xml:space="preserve"> </w:t>
+      </w:r>
+      <w:r>
+        <w:rPr>
+          <w:rStyle w:val="VerbatimChar"/>
+        </w:rPr>
+        <w:t xml:space="preserve">awk</w:t>
+      </w:r>
+      <w:r>
+        <w:t xml:space="preserve"> </w:t>
+      </w:r>
+      <w:r>
+        <w:t xml:space="preserve">field-match) was already landed and already wired into 10 call sites. The</w:t>
+      </w:r>
+      <w:r>
+        <w:t xml:space="preserve"> </w:t>
+      </w:r>
+      <w:r>
+        <w:t xml:space="preserve">Issues.md I1 entry, however, was added by that SAME commit, documenting the</w:t>
+      </w:r>
+      <w:r>
+        <w:t xml:space="preserve"> </w:t>
+      </w:r>
+      <w:r>
+        <w:t xml:space="preserve">investigation's pre-diagnosis state (written before the root cause was found</w:t>
+      </w:r>
+      <w:r>
+        <w:t xml:space="preserve"> </w:t>
+      </w:r>
+      <w:r>
+        <w:t xml:space="preserve">later in the same work session), and was never updated afterward.</w:t>
+      </w:r>
+    </w:p>
+    <w:p>
+      <w:pPr>
+        <w:pStyle w:val="BodyText"/>
+      </w:pPr>
+      <w:r>
+        <w:rPr>
+          <w:b/>
+          <w:bCs/>
+        </w:rPr>
+        <w:t xml:space="preserve">Re-verified live today, two independent fresh builds</w:t>
+      </w:r>
+      <w:r>
+        <w:t xml:space="preserve"> </w:t>
+      </w:r>
+      <w:r>
+        <w:t xml:space="preserve">(</w:t>
+      </w:r>
+      <w:r>
+        <w:rPr>
+          <w:rStyle w:val="VerbatimChar"/>
+        </w:rPr>
+        <w:t xml:space="preserve">bash scripts/setup.sh --rebuild</w:t>
+      </w:r>
+      <w:r>
+        <w:t xml:space="preserve">,</w:t>
+      </w:r>
+      <w:r>
+        <w:t xml:space="preserve"> </w:t>
+      </w:r>
+      <w:r>
+        <w:rPr>
+          <w:rStyle w:val="VerbatimChar"/>
+        </w:rPr>
+        <w:t xml:space="preserve">tmux 3.7b</w:t>
+      </w:r>
+      <w:r>
+        <w:t xml:space="preserve"> </w:t>
+      </w:r>
+      <w:r>
+        <w:t xml:space="preserve">both times): test 17 standalone</w:t>
+      </w:r>
+      <w:r>
+        <w:t xml:space="preserve"> </w:t>
+      </w:r>
+      <w:r>
+        <w:rPr>
+          <w:rStyle w:val="VerbatimChar"/>
+        </w:rPr>
+        <w:t xml:space="preserve">PASS=13 FAIL=0 SKIP=0</w:t>
+      </w:r>
+      <w:r>
+        <w:t xml:space="preserve"> </w:t>
+      </w:r>
+      <w:r>
+        <w:t xml:space="preserve">(T3 explicit PASS), reproduced inside the full</w:t>
+      </w:r>
+      <w:r>
+        <w:t xml:space="preserve"> </w:t>
+      </w:r>
+      <w:r>
+        <w:rPr>
+          <w:rStyle w:val="VerbatimChar"/>
+        </w:rPr>
+        <w:t xml:space="preserve">setup.sh</w:t>
+      </w:r>
+      <w:r>
+        <w:t xml:space="preserve"> </w:t>
+      </w:r>
+      <w:r>
+        <w:t xml:space="preserve">gate run; test 47 (sibling, identical</w:t>
+      </w:r>
+      <w:r>
+        <w:t xml:space="preserve"> </w:t>
+      </w:r>
+      <w:r>
+        <w:rPr>
+          <w:rStyle w:val="VerbatimChar"/>
+        </w:rPr>
+        <w:t xml:space="preserve">tmx_list_key</w:t>
+      </w:r>
+      <w:r>
+        <w:t xml:space="preserve"> </w:t>
+      </w:r>
+      <w:r>
+        <w:t xml:space="preserve">mechanism)</w:t>
+      </w:r>
+      <w:r>
+        <w:t xml:space="preserve"> </w:t>
+      </w:r>
+      <w:r>
+        <w:t xml:space="preserve">run twice, deterministic</w:t>
+      </w:r>
+      <w:r>
+        <w:t xml:space="preserve"> </w:t>
+      </w:r>
+      <w:r>
+        <w:rPr>
+          <w:rStyle w:val="VerbatimChar"/>
+        </w:rPr>
+        <w:t xml:space="preserve">PASS=8 FAIL=0 SKIP=0</w:t>
+      </w:r>
+      <w:r>
+        <w:t xml:space="preserve"> </w:t>
+      </w:r>
+      <w:r>
+        <w:t xml:space="preserve">both times (T6 explicit</w:t>
+      </w:r>
+      <w:r>
+        <w:t xml:space="preserve"> </w:t>
+      </w:r>
+      <w:r>
+        <w:t xml:space="preserve">PASS). Raw single-key query re-confirmed to still reproduce the tmux-side</w:t>
+      </w:r>
+      <w:r>
+        <w:t xml:space="preserve"> </w:t>
+      </w:r>
+      <w:r>
+        <w:t xml:space="preserve">quirk (</w:t>
+      </w:r>
+      <w:r>
+        <w:rPr>
+          <w:rStyle w:val="VerbatimChar"/>
+        </w:rPr>
+        <w:t xml:space="preserve">rc=0</w:t>
+      </w:r>
+      <w:r>
+        <w:t xml:space="preserve">, empty); full</w:t>
+      </w:r>
+      <w:r>
+        <w:t xml:space="preserve"> </w:t>
+      </w:r>
+      <w:r>
+        <w:rPr>
+          <w:rStyle w:val="VerbatimChar"/>
+        </w:rPr>
+        <w:t xml:space="preserve">list-keys -T root</w:t>
+      </w:r>
+      <w:r>
+        <w:t xml:space="preserve"> </w:t>
+      </w:r>
+      <w:r>
+        <w:t xml:space="preserve">table confirms the binding</w:t>
+      </w:r>
+      <w:r>
+        <w:t xml:space="preserve"> </w:t>
+      </w:r>
+      <w:r>
+        <w:t xml:space="preserve">present exactly once, correctly formed. Static trace: the config binding</w:t>
+      </w:r>
+      <w:r>
+        <w:t xml:space="preserve"> </w:t>
+      </w:r>
+      <w:r>
+        <w:t xml:space="preserve">(</w:t>
+      </w:r>
+      <w:r>
+        <w:rPr>
+          <w:rStyle w:val="VerbatimChar"/>
+        </w:rPr>
+        <w:t xml:space="preserve">scripts/tmux.conf.template:81</w:t>
+      </w:r>
+      <w:r>
+        <w:t xml:space="preserve">) was introduced once in</w:t>
+      </w:r>
+      <w:r>
+        <w:t xml:space="preserve"> </w:t>
+      </w:r>
+      <w:r>
+        <w:rPr>
+          <w:rStyle w:val="VerbatimChar"/>
+        </w:rPr>
+        <w:t xml:space="preserve">d0825e1c7</w:t>
+      </w:r>
+      <w:r>
+        <w:t xml:space="preserve"> </w:t>
+      </w:r>
+      <w:r>
+        <w:t xml:space="preserve">(2026-05-21), never modified since;</w:t>
+      </w:r>
+      <w:r>
+        <w:t xml:space="preserve"> </w:t>
+      </w:r>
+      <w:r>
+        <w:rPr>
+          <w:rStyle w:val="VerbatimChar"/>
+        </w:rPr>
+        <w:t xml:space="preserve">tmx</w:t>
+      </w:r>
+      <w:r>
+        <w:t xml:space="preserve"> </w:t>
+      </w:r>
+      <w:r>
+        <w:t xml:space="preserve">loads it directly on every</w:t>
+      </w:r>
+      <w:r>
+        <w:t xml:space="preserve"> </w:t>
+      </w:r>
+      <w:r>
+        <w:rPr>
+          <w:rStyle w:val="VerbatimChar"/>
+        </w:rPr>
+        <w:t xml:space="preserve">new</w:t>
+      </w:r>
+      <w:r>
+        <w:t xml:space="preserve">/</w:t>
+      </w:r>
+      <w:r>
+        <w:rPr>
+          <w:rStyle w:val="VerbatimChar"/>
+        </w:rPr>
+        <w:t xml:space="preserve">attach</w:t>
+      </w:r>
+      <w:r>
+        <w:t xml:space="preserve">/</w:t>
+      </w:r>
+      <w:r>
+        <w:rPr>
+          <w:rStyle w:val="VerbatimChar"/>
+        </w:rPr>
+        <w:t xml:space="preserve">reload</w:t>
+      </w:r>
+      <w:r>
+        <w:t xml:space="preserve"> </w:t>
+      </w:r>
+      <w:r>
+        <w:t xml:space="preserve">(Linux + Darwin identical), no templating/OS-branch</w:t>
+      </w:r>
+      <w:r>
+        <w:t xml:space="preserve"> </w:t>
+      </w:r>
+      <w:r>
+        <w:t xml:space="preserve">touches it; syntax valid for the pinned 3.7b per both the shipped man page</w:t>
+      </w:r>
+      <w:r>
+        <w:t xml:space="preserve"> </w:t>
+      </w:r>
+      <w:r>
+        <w:t xml:space="preserve">and tmux's own compiled-in default binding. Full trail:</w:t>
+      </w:r>
+      <w:r>
+        <w:t xml:space="preserve"> </w:t>
+      </w:r>
+      <w:r>
+        <w:rPr>
+          <w:rStyle w:val="VerbatimChar"/>
+        </w:rPr>
+        <w:t xml:space="preserve">docs/qa/2026-09-29-tmx-090-closure/closure-evidence.md</w:t>
+      </w:r>
+      <w:r>
+        <w:t xml:space="preserve">.</w:t>
+      </w:r>
+    </w:p>
+    <w:p>
+      <w:pPr>
+        <w:pStyle w:val="BodyText"/>
+      </w:pPr>
+      <w:r>
+        <w:rPr>
+          <w:b/>
+          <w:bCs/>
+        </w:rPr>
+        <w:t xml:space="preserve">NEW defect found + fixed while closing this out:</w:t>
+      </w:r>
+      <w:r>
+        <w:t xml:space="preserve"> </w:t>
+      </w:r>
+      <w:r>
+        <w:rPr>
+          <w:rStyle w:val="VerbatimChar"/>
+        </w:rPr>
+        <w:t xml:space="preserve">workable-items close</w:t>
+      </w:r>
+      <w:r>
+        <w:t xml:space="preserve"> </w:t>
+      </w:r>
+      <w:r>
+        <w:t xml:space="preserve">carries a §11.4.54 collision guard (</w:t>
+      </w:r>
+      <w:r>
+        <w:rPr>
+          <w:rStyle w:val="VerbatimChar"/>
+        </w:rPr>
+        <w:t xml:space="preserve">checkDestinationBlockIdentityFree</w:t>
+      </w:r>
+      <w:r>
+        <w:t xml:space="preserve">,</w:t>
+      </w:r>
+      <w:r>
+        <w:t xml:space="preserve"> </w:t>
+      </w:r>
+      <w:r>
+        <w:t xml:space="preserve">added in commit</w:t>
+      </w:r>
+      <w:r>
+        <w:t xml:space="preserve"> </w:t>
+      </w:r>
+      <w:r>
+        <w:rPr>
+          <w:rStyle w:val="VerbatimChar"/>
+        </w:rPr>
+        <w:t xml:space="preserve">1c8c862</w:t>
+      </w:r>
+      <w:r>
+        <w:t xml:space="preserve">, 2026-09-02 08:40:28) that refuses a close whose</w:t>
+      </w:r>
+      <w:r>
+        <w:t xml:space="preserve"> </w:t>
+      </w:r>
+      <w:r>
+        <w:t xml:space="preserve">destination block identity is already held by a different item in Fixed.md.</w:t>
+      </w:r>
+      <w:r>
+        <w:t xml:space="preserve"> </w:t>
+      </w:r>
+      <w:r>
+        <w:t xml:space="preserve">The LOCAL</w:t>
+      </w:r>
+      <w:r>
+        <w:t xml:space="preserve"> </w:t>
+      </w:r>
+      <w:r>
+        <w:rPr>
+          <w:rStyle w:val="VerbatimChar"/>
+        </w:rPr>
+        <w:t xml:space="preserve">cmd/workable-items/workable-items</w:t>
+      </w:r>
+      <w:r>
+        <w:t xml:space="preserve"> </w:t>
+      </w:r>
+      <w:r>
+        <w:t xml:space="preserve">binary on this host was built</w:t>
+      </w:r>
+      <w:r>
+        <w:t xml:space="preserve"> </w:t>
+      </w:r>
+      <w:r>
+        <w:t xml:space="preserve">2026-09-01 21:12 —</w:t>
+      </w:r>
+      <w:r>
+        <w:t xml:space="preserve"> </w:t>
+      </w:r>
+      <w:r>
+        <w:rPr>
+          <w:b/>
+          <w:bCs/>
+        </w:rPr>
+        <w:t xml:space="preserve">11 hours before that guard existed in source</w:t>
+      </w:r>
+      <w:r>
+        <w:t xml:space="preserve"> </w:t>
+      </w:r>
+      <w:r>
+        <w:t xml:space="preserve">— a</w:t>
+      </w:r>
+      <w:r>
+        <w:t xml:space="preserve"> </w:t>
+      </w:r>
+      <w:r>
+        <w:t xml:space="preserve">§11.4.108 source-vs-artifact staleness. Running</w:t>
+      </w:r>
+      <w:r>
+        <w:t xml:space="preserve"> </w:t>
+      </w:r>
+      <w:r>
+        <w:rPr>
+          <w:rStyle w:val="VerbatimChar"/>
+        </w:rPr>
+        <w:t xml:space="preserve">close TMX-090</w:t>
+      </w:r>
+      <w:r>
+        <w:t xml:space="preserve"> </w:t>
+      </w:r>
+      <w:r>
+        <w:t xml:space="preserve">with that</w:t>
+      </w:r>
+      <w:r>
+        <w:t xml:space="preserve"> </w:t>
+      </w:r>
+      <w:r>
+        <w:t xml:space="preserve">stale binary wrote a real collision (</w:t>
+      </w:r>
+      <w:r>
+        <w:rPr>
+          <w:rStyle w:val="VerbatimChar"/>
+        </w:rPr>
+        <w:t xml:space="preserve">I1</w:t>
+      </w:r>
+      <w:r>
+        <w:t xml:space="preserve"> </w:t>
+      </w:r>
+      <w:r>
+        <w:t xml:space="preserve">in Fixed.md already held by</w:t>
+      </w:r>
+      <w:r>
+        <w:t xml:space="preserve"> </w:t>
+      </w:r>
+      <w:r>
+        <w:rPr>
+          <w:rStyle w:val="VerbatimChar"/>
+        </w:rPr>
+        <w:t xml:space="preserve">TMX-082</w:t>
+      </w:r>
+      <w:r>
+        <w:t xml:space="preserve">), undetected, until</w:t>
+      </w:r>
+      <w:r>
+        <w:t xml:space="preserve"> </w:t>
+      </w:r>
+      <w:r>
+        <w:rPr>
+          <w:rStyle w:val="VerbatimChar"/>
+        </w:rPr>
+        <w:t xml:space="preserve">workable-items validate</w:t>
+      </w:r>
+      <w:r>
+        <w:t xml:space="preserve"> </w:t>
+      </w:r>
+      <w:r>
+        <w:t xml:space="preserve">caught it</w:t>
+      </w:r>
+      <w:r>
+        <w:t xml:space="preserve"> </w:t>
+      </w:r>
+      <w:r>
+        <w:t xml:space="preserve">post-hoc (</w:t>
+      </w:r>
+      <w:r>
+        <w:rPr>
+          <w:rStyle w:val="VerbatimChar"/>
+        </w:rPr>
+        <w:t xml:space="preserve">§11.4.54: ... two items claim one block</w:t>
+      </w:r>
+      <w:r>
+        <w:t xml:space="preserve">). Manually reproducing</w:t>
+      </w:r>
+      <w:r>
+        <w:t xml:space="preserve"> </w:t>
+      </w:r>
+      <w:r>
+        <w:t xml:space="preserve">the guard's exact SQL query against the live DB confirmed the guard LOGIC is</w:t>
+      </w:r>
+      <w:r>
+        <w:t xml:space="preserve"> </w:t>
+      </w:r>
+      <w:r>
+        <w:t xml:space="preserve">correct; only the compiled binary was stale. Remediated:</w:t>
+      </w:r>
+      <w:r>
+        <w:t xml:space="preserve"> </w:t>
+      </w:r>
+      <w:r>
+        <w:rPr>
+          <w:rStyle w:val="VerbatimChar"/>
+        </w:rPr>
+        <w:t xml:space="preserve">git checkout -- docs/workable_items.db</w:t>
+      </w:r>
+      <w:r>
+        <w:t xml:space="preserve"> </w:t>
+      </w:r>
+      <w:r>
+        <w:t xml:space="preserve">(clean revert, DB is the only thing that changed, no</w:t>
+      </w:r>
+      <w:r>
+        <w:t xml:space="preserve"> </w:t>
+      </w:r>
+      <w:r>
+        <w:t xml:space="preserve">loss — confirmed via</w:t>
+      </w:r>
+      <w:r>
+        <w:t xml:space="preserve"> </w:t>
+      </w:r>
+      <w:r>
+        <w:rPr>
+          <w:rStyle w:val="VerbatimChar"/>
+        </w:rPr>
+        <w:t xml:space="preserve">git status</w:t>
+      </w:r>
+      <w:r>
+        <w:t xml:space="preserve"> </w:t>
+      </w:r>
+      <w:r>
+        <w:t xml:space="preserve">before reverting), rebuilt the binary fresh</w:t>
+      </w:r>
+      <w:r>
+        <w:t xml:space="preserve"> </w:t>
+      </w:r>
+      <w:r>
+        <w:t xml:space="preserve">(</w:t>
+      </w:r>
+      <w:r>
+        <w:rPr>
+          <w:rStyle w:val="VerbatimChar"/>
+        </w:rPr>
+        <w:t xml:space="preserve">go build</w:t>
+      </w:r>
+      <w:r>
+        <w:t xml:space="preserve"> </w:t>
+      </w:r>
+      <w:r>
+        <w:t xml:space="preserve">in</w:t>
+      </w:r>
+      <w:r>
+        <w:t xml:space="preserve"> </w:t>
+      </w:r>
+      <w:r>
+        <w:rPr>
+          <w:rStyle w:val="VerbatimChar"/>
+        </w:rPr>
+        <w:t xml:space="preserve">cmd/workable-items/</w:t>
+      </w:r>
+      <w:r>
+        <w:t xml:space="preserve">), renumbered TMX-090's block</w:t>
+      </w:r>
+      <w:r>
+        <w:t xml:space="preserve"> </w:t>
+      </w:r>
+      <w:r>
+        <w:rPr>
+          <w:rStyle w:val="VerbatimChar"/>
+        </w:rPr>
+        <w:t xml:space="preserve">I1</w:t>
+      </w:r>
+      <w:r>
+        <w:t xml:space="preserve"> </w:t>
+      </w:r>
+      <w:r>
+        <w:t xml:space="preserve">→</w:t>
+      </w:r>
+      <w:r>
+        <w:t xml:space="preserve"> </w:t>
+      </w:r>
+      <w:r>
+        <w:rPr>
+          <w:rStyle w:val="VerbatimChar"/>
+        </w:rPr>
+        <w:t xml:space="preserve">I2</w:t>
+      </w:r>
+      <w:r>
+        <w:t xml:space="preserve"> </w:t>
+      </w:r>
+      <w:r>
+        <w:t xml:space="preserve">in Issues.md (a free ordinal in the</w:t>
+      </w:r>
+      <w:r>
+        <w:t xml:space="preserve"> </w:t>
+      </w:r>
+      <w:r>
+        <w:rPr>
+          <w:rStyle w:val="VerbatimChar"/>
+        </w:rPr>
+        <w:t xml:space="preserve">I</w:t>
+      </w:r>
+      <w:r>
+        <w:t xml:space="preserve"> </w:t>
+      </w:r>
+      <w:r>
+        <w:t xml:space="preserve">category) with an identity note</w:t>
+      </w:r>
+      <w:r>
+        <w:t xml:space="preserve"> </w:t>
+      </w:r>
+      <w:r>
+        <w:t xml:space="preserve">explaining why, re-synced, re-closed with the fresh binary —</w:t>
+      </w:r>
+      <w:r>
+        <w:t xml:space="preserve"> </w:t>
+      </w:r>
+      <w:r>
+        <w:rPr>
+          <w:rStyle w:val="VerbatimChar"/>
+        </w:rPr>
+        <w:t xml:space="preserve">validate OK: 0 findings</w:t>
+      </w:r>
+      <w:r>
+        <w:t xml:space="preserve">, round-trip byte-identical. The item's Fixed.md</w:t>
+      </w:r>
+      <w:r>
+        <w:t xml:space="preserve"> </w:t>
+      </w:r>
+      <w:r>
+        <w:t xml:space="preserve">body was also rewritten from the stale "investigation IN FLIGHT, cause NOT</w:t>
+      </w:r>
+      <w:r>
+        <w:t xml:space="preserve"> </w:t>
+      </w:r>
+      <w:r>
+        <w:t xml:space="preserve">established" pre-fix narrative to an accurate closure summary (root cause +</w:t>
+      </w:r>
+      <w:r>
+        <w:t xml:space="preserve"> </w:t>
+      </w:r>
+      <w:r>
+        <w:t xml:space="preserve">fix + today's re-verification) —</w:t>
+      </w:r>
+      <w:r>
+        <w:t xml:space="preserve"> </w:t>
+      </w:r>
+      <w:r>
+        <w:rPr>
+          <w:rStyle w:val="VerbatimChar"/>
+        </w:rPr>
+        <w:t xml:space="preserve">close</w:t>
+      </w:r>
+      <w:r>
+        <w:t xml:space="preserve"> </w:t>
+      </w:r>
+      <w:r>
+        <w:t xml:space="preserve">only flips Status/Type/</w:t>
+      </w:r>
+      <w:r>
+        <w:t xml:space="preserve"> </w:t>
+      </w:r>
+      <w:r>
+        <w:t xml:space="preserve">CurrentLocation metadata, it does not rewrite body prose, so that step is</w:t>
+      </w:r>
+      <w:r>
+        <w:t xml:space="preserve"> </w:t>
+      </w:r>
+      <w:r>
+        <w:t xml:space="preserve">manual and was missed on the first pass here too before being caught and</w:t>
+      </w:r>
+      <w:r>
+        <w:t xml:space="preserve"> </w:t>
+      </w:r>
+      <w:r>
+        <w:t xml:space="preserve">corrected.</w:t>
+      </w:r>
+    </w:p>
+    <w:p>
+      <w:pPr>
+        <w:pStyle w:val="BodyText"/>
+      </w:pPr>
+      <w:r>
+        <w:rPr>
+          <w:b/>
+          <w:bCs/>
+        </w:rPr>
+        <w:t xml:space="preserve">Composes with the already-tracked TMX-099 finding</w:t>
+      </w:r>
+      <w:r>
+        <w:t xml:space="preserve"> </w:t>
+      </w:r>
+      <w:r>
+        <w:t xml:space="preserve">(</w:t>
+      </w:r>
+      <w:r>
+        <w:rPr>
+          <w:rStyle w:val="VerbatimChar"/>
+        </w:rPr>
+        <w:t xml:space="preserve">set_status.go</w:t>
+      </w:r>
+      <w:r>
+        <w:t xml:space="preserve"> </w:t>
+      </w:r>
+      <w:r>
+        <w:t xml:space="preserve">strands identity onto an occupied triple on reopen, no collision check) —</w:t>
+      </w:r>
+      <w:r>
+        <w:t xml:space="preserve"> </w:t>
+      </w:r>
+      <w:r>
+        <w:t xml:space="preserve">this is the mirror-image on</w:t>
+      </w:r>
+      <w:r>
+        <w:t xml:space="preserve"> </w:t>
+      </w:r>
+      <w:r>
+        <w:rPr>
+          <w:rStyle w:val="VerbatimChar"/>
+        </w:rPr>
+        <w:t xml:space="preserve">close</w:t>
+      </w:r>
+      <w:r>
+        <w:t xml:space="preserve">'s OWN guard being present-in-source-but-</w:t>
+      </w:r>
+      <w:r>
+        <w:t xml:space="preserve"> </w:t>
+      </w:r>
+      <w:r>
+        <w:t xml:space="preserve">absent-from-the-running-binary, not a logic gap in the guard itself. No new</w:t>
+      </w:r>
+      <w:r>
+        <w:t xml:space="preserve"> </w:t>
+      </w:r>
+      <w:r>
+        <w:t xml:space="preserve">item filed; recorded here since the underlying cause (a locally-built,</w:t>
+      </w:r>
+      <w:r>
+        <w:t xml:space="preserve"> </w:t>
+      </w:r>
+      <w:r>
+        <w:t xml:space="preserve">gitignored binary not rebuilt after a source change) is host-state, not a</w:t>
+      </w:r>
+      <w:r>
+        <w:t xml:space="preserve"> </w:t>
+      </w:r>
+      <w:r>
+        <w:t xml:space="preserve">committed defect, and is now resolved for this checkout.</w:t>
+      </w:r>
+    </w:p>
+    <w:p>
+      <w:pPr>
+        <w:pStyle w:val="BodyText"/>
+      </w:pPr>
+      <w:r>
+        <w:rPr>
+          <w:b/>
+          <w:bCs/>
+        </w:rPr>
+        <w:t xml:space="preserve">Full-suite meta-test mutation sweep result (completed, same session, same</w:t>
+      </w:r>
+      <w:r>
+        <w:rPr>
+          <w:b/>
+          <w:bCs/>
+        </w:rPr>
+        <w:t xml:space="preserve"> </w:t>
+      </w:r>
+      <w:r>
+        <w:rPr>
+          <w:b/>
+          <w:bCs/>
+        </w:rPr>
+        <w:t xml:space="preserve">fresh build):</w:t>
+      </w:r>
+      <w:r>
+        <w:t xml:space="preserve"> </w:t>
+      </w:r>
+      <w:r>
+        <w:t xml:space="preserve">GREEN —</w:t>
+      </w:r>
+      <w:r>
+        <w:t xml:space="preserve"> </w:t>
+      </w:r>
+      <w:r>
+        <w:rPr>
+          <w:rStyle w:val="VerbatimChar"/>
+        </w:rPr>
+        <w:t xml:space="preserve">MUTATIONS CAUGHT (PASS): 87, MUTATIONS ESCAPED (FAIL): 0, MUTATIONS SKIPPED: 9</w:t>
+      </w:r>
+      <w:r>
+        <w:t xml:space="preserve">. Directly satisfies this section's own</w:t>
+      </w:r>
+      <w:r>
+        <w:t xml:space="preserve"> </w:t>
+      </w:r>
+      <w:r>
+        <w:t xml:space="preserve">"whole-suite meta-test mutation sweep NOT RUN" item from round 2 above, and</w:t>
+      </w:r>
+      <w:r>
+        <w:t xml:space="preserve"> </w:t>
+      </w:r>
+      <w:r>
+        <w:t xml:space="preserve">independently re-confirms</w:t>
+      </w:r>
+      <w:r>
+        <w:t xml:space="preserve"> </w:t>
+      </w:r>
+      <w:r>
+        <w:rPr>
+          <w:rStyle w:val="VerbatimChar"/>
+        </w:rPr>
+        <w:t xml:space="preserve">M-LIST-KEY-VERSION-STABLE</w:t>
+      </w:r>
+      <w:r>
+        <w:t xml:space="preserve"> </w:t>
+      </w:r>
+      <w:r>
+        <w:t xml:space="preserve">(TMX-090's own</w:t>
+      </w:r>
+      <w:r>
+        <w:t xml:space="preserve"> </w:t>
+      </w:r>
+      <w:r>
+        <w:t xml:space="preserve">regression guard) still catches a reversion (</w:t>
+      </w:r>
+      <w:r>
+        <w:rPr>
+          <w:rStyle w:val="VerbatimChar"/>
+        </w:rPr>
+        <w:t xml:space="preserve">FAIL: T3</w:t>
+      </w:r>
+      <w:r>
+        <w:t xml:space="preserve">). Of the 9 skips: 6</w:t>
+      </w:r>
+      <w:r>
+        <w:t xml:space="preserve"> </w:t>
+      </w:r>
+      <w:r>
+        <w:t xml:space="preserve">are honestly-explained RETIRED/topology-gated mutations (dead</w:t>
+      </w:r>
+      <w:r>
+        <w:t xml:space="preserve"> </w:t>
+      </w:r>
+      <w:r>
+        <w:rPr>
+          <w:rStyle w:val="VerbatimChar"/>
+        </w:rPr>
+        <w:t xml:space="preserve">scripts/tmx-vm</w:t>
+      </w:r>
+      <w:r>
+        <w:t xml:space="preserve"> </w:t>
+      </w:r>
+      <w:r>
+        <w:t xml:space="preserve">legacy path already covered elsewhere, or Darwin-only</w:t>
+      </w:r>
+      <w:r>
+        <w:t xml:space="preserve"> </w:t>
+      </w:r>
+      <w:r>
+        <w:t xml:space="preserve">primitives correctly SKIPping per §11.4.3/§11.4.81 on this Linux host); the</w:t>
+      </w:r>
+      <w:r>
+        <w:t xml:space="preserve"> </w:t>
+      </w:r>
+      <w:r>
+        <w:t xml:space="preserve">other 3 (</w:t>
+      </w:r>
+      <w:r>
+        <w:rPr>
+          <w:rStyle w:val="VerbatimChar"/>
+        </w:rPr>
+        <w:t xml:space="preserve">P5-M23</w:t>
+      </w:r>
+      <w:r>
+        <w:t xml:space="preserve">,</w:t>
+      </w:r>
+      <w:r>
+        <w:t xml:space="preserve"> </w:t>
+      </w:r>
+      <w:r>
+        <w:rPr>
+          <w:rStyle w:val="VerbatimChar"/>
+        </w:rPr>
+        <w:t xml:space="preserve">P5-M24</w:t>
+      </w:r>
+      <w:r>
+        <w:t xml:space="preserve">,</w:t>
+      </w:r>
+      <w:r>
+        <w:t xml:space="preserve"> </w:t>
+      </w:r>
+      <w:r>
+        <w:rPr>
+          <w:rStyle w:val="VerbatimChar"/>
+        </w:rPr>
+        <w:t xml:space="preserve">M82</w:t>
+      </w:r>
+      <w:r>
+        <w:t xml:space="preserve">) reported "mutation command failed to</w:t>
+      </w:r>
+      <w:r>
+        <w:t xml:space="preserve"> </w:t>
+      </w:r>
+      <w:r>
+        <w:t xml:space="preserve">apply" — their target pattern no longer matches current source, meaning</w:t>
+      </w:r>
+      <w:r>
+        <w:t xml:space="preserve"> </w:t>
+      </w:r>
+      <w:r>
+        <w:t xml:space="preserve">those three specific mutations are STALE/untested (not that anything</w:t>
+      </w:r>
+      <w:r>
+        <w:t xml:space="preserve"> </w:t>
+      </w:r>
+      <w:r>
+        <w:t xml:space="preserve">escaped a real check). Not chased down as part of this cycle; recorded as an</w:t>
+      </w:r>
+      <w:r>
+        <w:t xml:space="preserve"> </w:t>
+      </w:r>
+      <w:r>
+        <w:t xml:space="preserve">honest gap for a future pass, distinct from items 1-3 this session was</w:t>
+      </w:r>
+      <w:r>
+        <w:t xml:space="preserve"> </w:t>
+      </w:r>
+      <w:r>
+        <w:t xml:space="preserve">asked to work.</w:t>
+      </w:r>
+    </w:p>
+    <w:p>
+      <w:pPr>
+        <w:pStyle w:val="BodyText"/>
+      </w:pPr>
+      <w:r>
+        <w:rPr>
+          <w:b/>
+          <w:bCs/>
+        </w:rPr>
+        <w:t xml:space="preserve">Second, independent A2/D2 stale-Fixed-migration defect found + fixed while</w:t>
+      </w:r>
+      <w:r>
+        <w:rPr>
+          <w:b/>
+          <w:bCs/>
+        </w:rPr>
+        <w:t xml:space="preserve"> </w:t>
+      </w:r>
+      <w:r>
+        <w:rPr>
+          <w:b/>
+          <w:bCs/>
+        </w:rPr>
+        <w:t xml:space="preserve">investigating item 2 below (composes with this section rather than</w:t>
+      </w:r>
+      <w:r>
+        <w:rPr>
+          <w:b/>
+          <w:bCs/>
+        </w:rPr>
+        <w:t xml:space="preserve"> </w:t>
+      </w:r>
+      <w:r>
+        <w:rPr>
+          <w:b/>
+          <w:bCs/>
+        </w:rPr>
+        <w:t xml:space="preserve">duplicating it):</w:t>
+      </w:r>
+      <w:r>
+        <w:t xml:space="preserve"> </w:t>
+      </w:r>
+      <w:r>
+        <w:t xml:space="preserve">the SAME "status says closed, current_location never</w:t>
+      </w:r>
+      <w:r>
+        <w:t xml:space="preserve"> </w:t>
+      </w:r>
+      <w:r>
+        <w:t xml:space="preserve">migrated" pattern as TMX-090's own tracker gap, but with a DIFFERENT root</w:t>
+      </w:r>
+      <w:r>
+        <w:t xml:space="preserve"> </w:t>
+      </w:r>
+      <w:r>
+        <w:t xml:space="preserve">cause —</w:t>
+      </w:r>
+      <w:r>
+        <w:t xml:space="preserve"> </w:t>
+      </w:r>
+      <w:r>
+        <w:rPr>
+          <w:rStyle w:val="VerbatimChar"/>
+        </w:rPr>
+        <w:t xml:space="preserve">A2 RUNALL-NATIVE-RESOLVE-001</w:t>
+      </w:r>
+      <w:r>
+        <w:t xml:space="preserve"> </w:t>
+      </w:r>
+      <w:r>
+        <w:t xml:space="preserve">and</w:t>
+      </w:r>
+      <w:r>
+        <w:t xml:space="preserve"> </w:t>
+      </w:r>
+      <w:r>
+        <w:rPr>
+          <w:rStyle w:val="VerbatimChar"/>
+        </w:rPr>
+        <w:t xml:space="preserve">D2 TMPDIR-HARDCODE-001</w:t>
+      </w:r>
+      <w:r>
+        <w:t xml:space="preserve"> </w:t>
+      </w:r>
+      <w:r>
+        <w:t xml:space="preserve">carried</w:t>
+      </w:r>
+      <w:r>
+        <w:t xml:space="preserve"> </w:t>
+      </w:r>
+      <w:r>
+        <w:rPr>
+          <w:rStyle w:val="VerbatimChar"/>
+        </w:rPr>
+        <w:t xml:space="preserve">**Status:** Fixed (→ Fixed.md)</w:t>
+      </w:r>
+      <w:r>
+        <w:t xml:space="preserve"> </w:t>
+      </w:r>
+      <w:r>
+        <w:t xml:space="preserve">in Issues.md with NO</w:t>
+      </w:r>
+      <w:r>
+        <w:t xml:space="preserve"> </w:t>
+      </w:r>
+      <w:r>
+        <w:rPr>
+          <w:rStyle w:val="VerbatimChar"/>
+        </w:rPr>
+        <w:t xml:space="preserve">**TMX-ID:**</w:t>
+      </w:r>
+      <w:r>
+        <w:t xml:space="preserve"> </w:t>
+      </w:r>
+      <w:r>
+        <w:t xml:space="preserve">line at</w:t>
+      </w:r>
+      <w:r>
+        <w:t xml:space="preserve"> </w:t>
+      </w:r>
+      <w:r>
+        <w:t xml:space="preserve">all, so the identity audit could never locate or migrate them. Their DB rows</w:t>
+      </w:r>
+      <w:r>
+        <w:t xml:space="preserve"> </w:t>
+      </w:r>
+      <w:r>
+        <w:t xml:space="preserve">already existed — as</w:t>
+      </w:r>
+      <w:r>
+        <w:t xml:space="preserve"> </w:t>
+      </w:r>
+      <w:r>
+        <w:rPr>
+          <w:b/>
+          <w:bCs/>
+        </w:rPr>
+        <w:t xml:space="preserve">TMX-091</w:t>
+      </w:r>
+      <w:r>
+        <w:t xml:space="preserve"> </w:t>
+      </w:r>
+      <w:r>
+        <w:t xml:space="preserve">and</w:t>
+      </w:r>
+      <w:r>
+        <w:t xml:space="preserve"> </w:t>
+      </w:r>
+      <w:r>
+        <w:rPr>
+          <w:b/>
+          <w:bCs/>
+        </w:rPr>
+        <w:t xml:space="preserve">TMX-092</w:t>
+      </w:r>
+      <w:r>
+        <w:t xml:space="preserve"> </w:t>
+      </w:r>
+      <w:r>
+        <w:t xml:space="preserve">respectively, already</w:t>
+      </w:r>
+      <w:r>
+        <w:t xml:space="preserve"> </w:t>
+      </w:r>
+      <w:r>
+        <w:rPr>
+          <w:rStyle w:val="VerbatimChar"/>
+        </w:rPr>
+        <w:t xml:space="preserve">status=Completed</w:t>
+      </w:r>
+      <w:r>
+        <w:t xml:space="preserve"> </w:t>
+      </w:r>
+      <w:r>
+        <w:t xml:space="preserve">— just never had</w:t>
+      </w:r>
+      <w:r>
+        <w:t xml:space="preserve"> </w:t>
+      </w:r>
+      <w:r>
+        <w:rPr>
+          <w:rStyle w:val="VerbatimChar"/>
+        </w:rPr>
+        <w:t xml:space="preserve">current_location</w:t>
+      </w:r>
+      <w:r>
+        <w:t xml:space="preserve"> </w:t>
+      </w:r>
+      <w:r>
+        <w:t xml:space="preserve">flipped, and the</w:t>
+      </w:r>
+      <w:r>
+        <w:t xml:space="preserve"> </w:t>
+      </w:r>
+      <w:r>
+        <w:t xml:space="preserve">markdown carried no id to resolve them by. Root-caused by direct DB lookup</w:t>
+      </w:r>
+      <w:r>
+        <w:t xml:space="preserve"> </w:t>
+      </w:r>
+      <w:r>
+        <w:t xml:space="preserve">(category+ordinal, not id — since no id existed to look up by), fixed the</w:t>
+      </w:r>
+      <w:r>
+        <w:t xml:space="preserve"> </w:t>
+      </w:r>
+      <w:r>
+        <w:t xml:space="preserve">same way as TMX-090: renumbered (</w:t>
+      </w:r>
+      <w:r>
+        <w:rPr>
+          <w:rStyle w:val="VerbatimChar"/>
+        </w:rPr>
+        <w:t xml:space="preserve">A2</w:t>
+      </w:r>
+      <w:r>
+        <w:t xml:space="preserve">→</w:t>
+      </w:r>
+      <w:r>
+        <w:rPr>
+          <w:rStyle w:val="VerbatimChar"/>
+        </w:rPr>
+        <w:t xml:space="preserve">A57</w:t>
+      </w:r>
+      <w:r>
+        <w:t xml:space="preserve">,</w:t>
+      </w:r>
+      <w:r>
+        <w:t xml:space="preserve"> </w:t>
+      </w:r>
+      <w:r>
+        <w:rPr>
+          <w:rStyle w:val="VerbatimChar"/>
+        </w:rPr>
+        <w:t xml:space="preserve">D2</w:t>
+      </w:r>
+      <w:r>
+        <w:t xml:space="preserve">→</w:t>
+      </w:r>
+      <w:r>
+        <w:rPr>
+          <w:rStyle w:val="VerbatimChar"/>
+        </w:rPr>
+        <w:t xml:space="preserve">D4</w:t>
+      </w:r>
+      <w:r>
+        <w:t xml:space="preserve">, both had real</w:t>
+      </w:r>
+      <w:r>
+        <w:t xml:space="preserve"> </w:t>
+      </w:r>
+      <w:r>
+        <w:t xml:space="preserve">Fixed.md collisions with unrelated items TMX-036 and TMX-096), added the</w:t>
+      </w:r>
+      <w:r>
+        <w:t xml:space="preserve"> </w:t>
+      </w:r>
+      <w:r>
+        <w:t xml:space="preserve">now-known</w:t>
+      </w:r>
+      <w:r>
+        <w:t xml:space="preserve"> </w:t>
+      </w:r>
+      <w:r>
+        <w:rPr>
+          <w:rStyle w:val="VerbatimChar"/>
+        </w:rPr>
+        <w:t xml:space="preserve">**TMX-ID:**</w:t>
+      </w:r>
+      <w:r>
+        <w:t xml:space="preserve"> </w:t>
+      </w:r>
+      <w:r>
+        <w:t xml:space="preserve">lines, re-synced, closed with the fresh binary —</w:t>
+      </w:r>
+      <w:r>
+        <w:t xml:space="preserve"> </w:t>
+      </w:r>
+      <w:r>
+        <w:rPr>
+          <w:rStyle w:val="VerbatimChar"/>
+        </w:rPr>
+        <w:t xml:space="preserve">validate OK: 0 findings</w:t>
+      </w:r>
+      <w:r>
+        <w:t xml:space="preserve"> </w:t>
+      </w:r>
+      <w:r>
+        <w:t xml:space="preserve">both times, round-trip byte-identical.</w:t>
+      </w:r>
+    </w:p>
     <w:bookmarkEnd w:id="69"/>
-    <w:bookmarkStart w:id="70" w:name="Xf9daad60751079e769ca58715403a214307050f"/>
+    <w:bookmarkEnd w:id="70"/>
+    <w:bookmarkStart w:id="71" w:name="Xf9daad60751079e769ca58715403a214307050f"/>
     <w:p>
       <w:pPr>
         <w:pStyle w:val="Heading2"/>
@@ -32895,8 +34332,8 @@
         <w:t xml:space="preserve">(2026-05-07) — Initial vasic-digital/tmux: migrated from ATMOSphere project + per-session containerization plan + 8-test verification gate.</w:t>
       </w:r>
     </w:p>
-    <w:bookmarkEnd w:id="70"/>
-    <w:bookmarkStart w:id="71" w:name="X6eb44e94951e80621b9fe10f2f53b34d95aee13"/>
+    <w:bookmarkEnd w:id="71"/>
+    <w:bookmarkStart w:id="72" w:name="X6eb44e94951e80621b9fe10f2f53b34d95aee13"/>
     <w:p>
       <w:pPr>
         <w:pStyle w:val="Heading2"/>
@@ -33025,8 +34462,8 @@
         <w:t xml:space="preserve">Update this document in the SAME commit as the work itself (§12.10 invariant)</w:t>
       </w:r>
     </w:p>
-    <w:bookmarkEnd w:id="71"/>
     <w:bookmarkEnd w:id="72"/>
+    <w:bookmarkEnd w:id="73"/>
     <w:sectPr>
       <w:footnotePr>
         <w:numRestart w:val="eachSect"/>

--- a/CONTINUATION.docx
+++ b/CONTINUATION.docx
@@ -10,7 +10,7 @@
         <w:t xml:space="preserve">CONTINUATION</w:t>
       </w:r>
     </w:p>
-    <w:bookmarkStart w:id="73" w:name="continuationmd--vasic-digital-tmux"/>
+    <w:bookmarkStart w:id="74" w:name="continuationmd--vasic-digital-tmux"/>
     <w:p>
       <w:pPr>
         <w:pStyle w:val="Heading1"/>
@@ -34,7 +34,7 @@
         <w:t xml:space="preserve"> </w:t>
       </w:r>
       <w:r>
-        <w:t xml:space="preserve">2026-09-29T17:10:00Z</w:t>
+        <w:t xml:space="preserve">2026-09-29T17:45:00Z</w:t>
       </w:r>
     </w:p>
     <w:bookmarkStart w:id="9" w:name="X46e2b1e0ed863e0637bb3aab0aa22fad9aaafec"/>
@@ -2935,7 +2935,7 @@
       </w:r>
     </w:p>
     <w:bookmarkEnd w:id="11"/>
-    <w:bookmarkStart w:id="70" w:name="X9bbd2c3048cfbd7ee7622f0d2295634d9b66aad"/>
+    <w:bookmarkStart w:id="71" w:name="X9bbd2c3048cfbd7ee7622f0d2295634d9b66aad"/>
     <w:p>
       <w:pPr>
         <w:pStyle w:val="Heading2"/>
@@ -33689,8 +33689,855 @@
       </w:r>
     </w:p>
     <w:bookmarkEnd w:id="69"/>
+    <w:bookmarkStart w:id="70" w:name="X4baa129b58593c4f3b13926f53f0a95a9842832"/>
+    <w:p>
+      <w:pPr>
+        <w:pStyle w:val="Heading3"/>
+      </w:pPr>
+      <w:r>
+        <w:t xml:space="preserve">§3.39 — H1/TMX-080 fresh investigation: root cause UNCONFIRMED, does NOT currently reproduce, no third fix attempted (2026-09-29)</w:t>
+      </w:r>
+    </w:p>
+    <w:p>
+      <w:pPr>
+        <w:pStyle w:val="FirstParagraph"/>
+      </w:pPr>
+      <w:r>
+        <w:t xml:space="preserve">Governing instruction: "do 1, 2 and 3, one by one, validated and verified fully</w:t>
+      </w:r>
+      <w:r>
+        <w:t xml:space="preserve"> </w:t>
+      </w:r>
+      <w:r>
+        <w:t xml:space="preserve">deterministically on LIVE installed latest version of the codebase" — item 3</w:t>
+      </w:r>
+      <w:r>
+        <w:t xml:space="preserve"> </w:t>
+      </w:r>
+      <w:r>
+        <w:t xml:space="preserve">is the highest-risk item, already carrying TWO prior fix attempts that were</w:t>
+      </w:r>
+      <w:r>
+        <w:t xml:space="preserve"> </w:t>
+      </w:r>
+      <w:r>
+        <w:t xml:space="preserve">both REVERTED (one made failures worse, 5/5 vs ~20-25% baseline). Per the</w:t>
+      </w:r>
+      <w:r>
+        <w:t xml:space="preserve"> </w:t>
+      </w:r>
+      <w:r>
+        <w:t xml:space="preserve">Iron Law, a third attempt requires a CONFIRMED root cause, not a guess.</w:t>
+      </w:r>
+    </w:p>
+    <w:p>
+      <w:pPr>
+        <w:pStyle w:val="BodyText"/>
+      </w:pPr>
+      <w:r>
+        <w:t xml:space="preserve">Three parallel, read-only evidence streams were run (no source edits):</w:t>
+      </w:r>
+    </w:p>
+    <w:p>
+      <w:pPr>
+        <w:pStyle w:val="BodyText"/>
+      </w:pPr>
+      <w:r>
+        <w:rPr>
+          <w:b/>
+          <w:bCs/>
+        </w:rPr>
+        <w:t xml:space="preserve">(A) Forensics on the two 2026-08-13 attempts.</w:t>
+      </w:r>
+      <w:r>
+        <w:t xml:space="preserve"> </w:t>
+      </w:r>
+      <w:r>
+        <w:t xml:space="preserve">Neither was ever</w:t>
+      </w:r>
+      <w:r>
+        <w:t xml:space="preserve"> </w:t>
+      </w:r>
+      <w:r>
+        <w:t xml:space="preserve">committed — both applied and reverted entirely in the uncommitted working</w:t>
+      </w:r>
+      <w:r>
+        <w:t xml:space="preserve"> </w:t>
+      </w:r>
+      <w:r>
+        <w:t xml:space="preserve">tree between two doc-only commits (</w:t>
+      </w:r>
+      <w:r>
+        <w:rPr>
+          <w:rStyle w:val="VerbatimChar"/>
+        </w:rPr>
+        <w:t xml:space="preserve">84d5201</w:t>
+      </w:r>
+      <w:r>
+        <w:t xml:space="preserve">,</w:t>
+      </w:r>
+      <w:r>
+        <w:t xml:space="preserve"> </w:t>
+      </w:r>
+      <w:r>
+        <w:rPr>
+          <w:rStyle w:val="VerbatimChar"/>
+        </w:rPr>
+        <w:t xml:space="preserve">f99a9de</w:t>
+      </w:r>
+      <w:r>
+        <w:t xml:space="preserve">). Confirmed via</w:t>
+      </w:r>
+      <w:r>
+        <w:t xml:space="preserve"> </w:t>
+      </w:r>
+      <w:r>
+        <w:rPr>
+          <w:rStyle w:val="VerbatimChar"/>
+        </w:rPr>
+        <w:t xml:space="preserve">git log</w:t>
+      </w:r>
+      <w:r>
+        <w:t xml:space="preserve">/</w:t>
+      </w:r>
+      <w:r>
+        <w:rPr>
+          <w:rStyle w:val="VerbatimChar"/>
+        </w:rPr>
+        <w:t xml:space="preserve">git reflog</w:t>
+      </w:r>
+      <w:r>
+        <w:t xml:space="preserve">/</w:t>
+      </w:r>
+      <w:r>
+        <w:rPr>
+          <w:rStyle w:val="VerbatimChar"/>
+        </w:rPr>
+        <w:t xml:space="preserve">git fsck --unreachable --dangling</w:t>
+      </w:r>
+      <w:r>
+        <w:t xml:space="preserve">. The current tree</w:t>
+      </w:r>
+      <w:r>
+        <w:t xml:space="preserve"> </w:t>
+      </w:r>
+      <w:r>
+        <w:t xml:space="preserve">(</w:t>
+      </w:r>
+      <w:r>
+        <w:rPr>
+          <w:rStyle w:val="VerbatimChar"/>
+        </w:rPr>
+        <w:t xml:space="preserve">scripts/tmx.template</w:t>
+      </w:r>
+      <w:r>
+        <w:t xml:space="preserve">,</w:t>
+      </w:r>
+      <w:r>
+        <w:t xml:space="preserve"> </w:t>
+      </w:r>
+      <w:r>
+        <w:rPr>
+          <w:rStyle w:val="VerbatimChar"/>
+        </w:rPr>
+        <w:t xml:space="preserve">scripts/tmx-recycler.sh</w:t>
+      </w:r>
+      <w:r>
+        <w:t xml:space="preserve">,</w:t>
+      </w:r>
+      <w:r>
+        <w:t xml:space="preserve"> </w:t>
+      </w:r>
+      <w:r>
+        <w:rPr>
+          <w:rStyle w:val="VerbatimChar"/>
+        </w:rPr>
+        <w:t xml:space="preserve">scripts/tests/27_state_persistence.sh</w:t>
+      </w:r>
+      <w:r>
+        <w:t xml:space="preserve"> </w:t>
+      </w:r>
+      <w:r>
+        <w:t xml:space="preserve">— unchanged since</w:t>
+      </w:r>
+      <w:r>
+        <w:t xml:space="preserve"> </w:t>
+      </w:r>
+      <w:r>
+        <w:rPr>
+          <w:rStyle w:val="VerbatimChar"/>
+        </w:rPr>
+        <w:t xml:space="preserve">5a241d6</w:t>
+      </w:r>
+      <w:r>
+        <w:t xml:space="preserve">,</w:t>
+      </w:r>
+      <w:r>
+        <w:t xml:space="preserve"> </w:t>
+      </w:r>
+      <w:r>
+        <w:t xml:space="preserve">2026-06-28) is byte-for-byte the pre-both-attempts state. Both attempts were</w:t>
+      </w:r>
+      <w:r>
+        <w:t xml:space="preserve"> </w:t>
+      </w:r>
+      <w:r>
+        <w:t xml:space="preserve">validated only against a hand-constructed, artificially-slowed manual repro</w:t>
+      </w:r>
+      <w:r>
+        <w:t xml:space="preserve"> </w:t>
+      </w:r>
+      <w:r>
+        <w:t xml:space="preserve">— never a driven replay of the real test's exact sequence — the likely</w:t>
+      </w:r>
+      <w:r>
+        <w:t xml:space="preserve"> </w:t>
+      </w:r>
+      <w:r>
+        <w:t xml:space="preserve">reason both "worked in isolation" yet failed the real test.</w:t>
+      </w:r>
+    </w:p>
+    <w:p>
+      <w:pPr>
+        <w:pStyle w:val="BodyText"/>
+      </w:pPr>
+      <w:r>
+        <w:rPr>
+          <w:b/>
+          <w:bCs/>
+        </w:rPr>
+        <w:t xml:space="preserve">(B) Mechanism deep-dive,</w:t>
+      </w:r>
+      <w:r>
+        <w:rPr>
+          <w:b/>
+          <w:bCs/>
+        </w:rPr>
+        <w:t xml:space="preserve"> </w:t>
+      </w:r>
+      <w:r>
+        <w:rPr>
+          <w:rStyle w:val="VerbatimChar"/>
+          <w:b/>
+          <w:bCs/>
+        </w:rPr>
+        <w:t xml:space="preserve">#{pane_current_path}</w:t>
+      </w:r>
+      <w:r>
+        <w:rPr>
+          <w:b/>
+          <w:bCs/>
+        </w:rPr>
+        <w:t xml:space="preserve">/</w:t>
+      </w:r>
+      <w:r>
+        <w:rPr>
+          <w:rStyle w:val="VerbatimChar"/>
+          <w:b/>
+          <w:bCs/>
+        </w:rPr>
+        <w:t xml:space="preserve">tcgetpgrp</w:t>
+      </w:r>
+      <w:r>
+        <w:rPr>
+          <w:b/>
+          <w:bCs/>
+        </w:rPr>
+        <w:t xml:space="preserve">.</w:t>
+      </w:r>
+      <w:r>
+        <w:t xml:space="preserve"> </w:t>
+      </w:r>
+      <w:r>
+        <w:t xml:space="preserve">Source-confirmed in full:</w:t>
+      </w:r>
+      <w:r>
+        <w:t xml:space="preserve"> </w:t>
+      </w:r>
+      <w:r>
+        <w:rPr>
+          <w:rStyle w:val="VerbatimChar"/>
+        </w:rPr>
+        <w:t xml:space="preserve">tmux/osdep-linux.c</w:t>
+      </w:r>
+      <w:r>
+        <w:t xml:space="preserve">'s</w:t>
+      </w:r>
+      <w:r>
+        <w:t xml:space="preserve"> </w:t>
+      </w:r>
+      <w:r>
+        <w:rPr>
+          <w:rStyle w:val="VerbatimChar"/>
+        </w:rPr>
+        <w:t xml:space="preserve">osdep_get_cwd()</w:t>
+      </w:r>
+      <w:r>
+        <w:t xml:space="preserve"> </w:t>
+      </w:r>
+      <w:r>
+        <w:t xml:space="preserve">calls</w:t>
+      </w:r>
+      <w:r>
+        <w:t xml:space="preserve"> </w:t>
+      </w:r>
+      <w:r>
+        <w:rPr>
+          <w:rStyle w:val="VerbatimChar"/>
+        </w:rPr>
+        <w:t xml:space="preserve">tcgetpgrp(wp-&gt;fd)</w:t>
+      </w:r>
+      <w:r>
+        <w:t xml:space="preserve"> </w:t>
+      </w:r>
+      <w:r>
+        <w:t xml:space="preserve">then reads</w:t>
+      </w:r>
+      <w:r>
+        <w:t xml:space="preserve"> </w:t>
+      </w:r>
+      <w:r>
+        <w:rPr>
+          <w:rStyle w:val="VerbatimChar"/>
+        </w:rPr>
+        <w:t xml:space="preserve">/proc/&lt;pgrp&gt;/cwd</w:t>
+      </w:r>
+      <w:r>
+        <w:t xml:space="preserve"> </w:t>
+      </w:r>
+      <w:r>
+        <w:t xml:space="preserve">fresh on every call, no</w:t>
+      </w:r>
+      <w:r>
+        <w:t xml:space="preserve"> </w:t>
+      </w:r>
+      <w:r>
+        <w:t xml:space="preserve">caching;</w:t>
+      </w:r>
+      <w:r>
+        <w:t xml:space="preserve"> </w:t>
+      </w:r>
+      <w:r>
+        <w:rPr>
+          <w:rStyle w:val="VerbatimChar"/>
+        </w:rPr>
+        <w:t xml:space="preserve">format_cb_current_path</w:t>
+      </w:r>
+      <w:r>
+        <w:t xml:space="preserve"> </w:t>
+      </w:r>
+      <w:r>
+        <w:t xml:space="preserve">(</w:t>
+      </w:r>
+      <w:r>
+        <w:rPr>
+          <w:rStyle w:val="VerbatimChar"/>
+        </w:rPr>
+        <w:t xml:space="preserve">tmux/format.c</w:t>
+      </w:r>
+      <w:r>
+        <w:t xml:space="preserve">) calls it directly; test</w:t>
+      </w:r>
+      <w:r>
+        <w:t xml:space="preserve"> </w:t>
+      </w:r>
+      <w:r>
+        <w:t xml:space="preserve">27 sub-check 18 queries this path THREE times per iteration, all resolved</w:t>
+      </w:r>
+      <w:r>
+        <w:t xml:space="preserve"> </w:t>
+      </w:r>
+      <w:r>
+        <w:t xml:space="preserve">synchronously. The GENERAL mechanism (tmux intentionally reports whatever is</w:t>
+      </w:r>
+      <w:r>
+        <w:t xml:space="preserve"> </w:t>
+      </w:r>
+      <w:r>
+        <w:t xml:space="preserve">CURRENTLY the foreground process group, by design) is well externally</w:t>
+      </w:r>
+      <w:r>
+        <w:t xml:space="preserve"> </w:t>
+      </w:r>
+      <w:r>
+        <w:t xml:space="preserve">corroborated. The SPECIFIC "oh-my-bash prompt-render subprocess" trigger is</w:t>
+      </w:r>
+      <w:r>
+        <w:t xml:space="preserve"> </w:t>
+      </w:r>
+      <w:r>
+        <w:t xml:space="preserve">NOT externally corroborated (original analysis) — and a genuine nuance</w:t>
+      </w:r>
+      <w:r>
+        <w:t xml:space="preserve"> </w:t>
+      </w:r>
+      <w:r>
+        <w:t xml:space="preserve">narrows it further: bash command-substitution subshells (</w:t>
+      </w:r>
+      <w:r>
+        <w:rPr>
+          <w:rStyle w:val="VerbatimChar"/>
+        </w:rPr>
+        <w:t xml:space="preserve">$(...)</w:t>
+      </w:r>
+      <w:r>
+        <w:t xml:space="preserve">, the shape</w:t>
+      </w:r>
+      <w:r>
+        <w:t xml:space="preserve"> </w:t>
+      </w:r>
+      <w:r>
+        <w:t xml:space="preserve">of the active "font" theme's per-prompt git-status calls, confirmed to fork</w:t>
+      </w:r>
+      <w:r>
+        <w:t xml:space="preserve"> </w:t>
+      </w:r>
+      <w:r>
+        <w:t xml:space="preserve">real</w:t>
+      </w:r>
+      <w:r>
+        <w:t xml:space="preserve"> </w:t>
+      </w:r>
+      <w:r>
+        <w:rPr>
+          <w:rStyle w:val="VerbatimChar"/>
+        </w:rPr>
+        <w:t xml:space="preserve">git</w:t>
+      </w:r>
+      <w:r>
+        <w:t xml:space="preserve"> </w:t>
+      </w:r>
+      <w:r>
+        <w:t xml:space="preserve">subprocesses on every prompt draw) do not, under standard bash</w:t>
+      </w:r>
+      <w:r>
+        <w:t xml:space="preserve"> </w:t>
+      </w:r>
+      <w:r>
+        <w:t xml:space="preserve">job-control semantics, receive a</w:t>
+      </w:r>
+      <w:r>
+        <w:t xml:space="preserve"> </w:t>
+      </w:r>
+      <w:r>
+        <w:rPr>
+          <w:rStyle w:val="VerbatimChar"/>
+        </w:rPr>
+        <w:t xml:space="preserve">tcsetpgrp()</w:t>
+      </w:r>
+      <w:r>
+        <w:t xml:space="preserve"> </w:t>
+      </w:r>
+      <w:r>
+        <w:t xml:space="preserve">foreground handoff the way a</w:t>
+      </w:r>
+      <w:r>
+        <w:t xml:space="preserve"> </w:t>
+      </w:r>
+      <w:r>
+        <w:t xml:space="preserve">directly-launched foreground pipeline does — so confirming the forks exist</w:t>
+      </w:r>
+      <w:r>
+        <w:t xml:space="preserve"> </w:t>
+      </w:r>
+      <w:r>
+        <w:t xml:space="preserve">does not by itself confirm they can become the pane's foreground pgrp.</w:t>
+      </w:r>
+    </w:p>
+    <w:p>
+      <w:pPr>
+        <w:pStyle w:val="BodyText"/>
+      </w:pPr>
+      <w:r>
+        <w:rPr>
+          <w:b/>
+          <w:bCs/>
+        </w:rPr>
+        <w:t xml:space="preserve">(C) Fresh live reproduction, today's build.</w:t>
+      </w:r>
+      <w:r>
+        <w:t xml:space="preserve"> </w:t>
+      </w:r>
+      <w:r>
+        <w:rPr>
+          <w:rStyle w:val="VerbatimChar"/>
+        </w:rPr>
+        <w:t xml:space="preserve">setup.sh --rebuild</w:t>
+      </w:r>
+      <w:r>
+        <w:t xml:space="preserve"> </w:t>
+      </w:r>
+      <w:r>
+        <w:t xml:space="preserve">succeeded first attempt. 13 independent invocations of</w:t>
+      </w:r>
+      <w:r>
+        <w:t xml:space="preserve"> </w:t>
+      </w:r>
+      <w:r>
+        <w:rPr>
+          <w:rStyle w:val="VerbatimChar"/>
+        </w:rPr>
+        <w:t xml:space="preserve">27_state_persistence.sh</w:t>
+      </w:r>
+      <w:r>
+        <w:t xml:space="preserve"> </w:t>
+      </w:r>
+      <w:r>
+        <w:t xml:space="preserve">(10 standalone + 2 live-pgrp-sampling + 1 from the</w:t>
+      </w:r>
+      <w:r>
+        <w:t xml:space="preserve"> </w:t>
+      </w:r>
+      <w:r>
+        <w:t xml:space="preserve">rebuild's own</w:t>
+      </w:r>
+      <w:r>
+        <w:t xml:space="preserve"> </w:t>
+      </w:r>
+      <w:r>
+        <w:rPr>
+          <w:rStyle w:val="VerbatimChar"/>
+        </w:rPr>
+        <w:t xml:space="preserve">run_all.sh</w:t>
+      </w:r>
+      <w:r>
+        <w:t xml:space="preserve"> </w:t>
+      </w:r>
+      <w:r>
+        <w:t xml:space="preserve">sweep), 39 internal iterations,</w:t>
+      </w:r>
+      <w:r>
+        <w:t xml:space="preserve"> </w:t>
+      </w:r>
+      <w:r>
+        <w:rPr>
+          <w:b/>
+          <w:bCs/>
+        </w:rPr>
+        <w:t xml:space="preserve">0 failures</w:t>
+      </w:r>
+      <w:r>
+        <w:rPr>
+          <w:b/>
+          <w:bCs/>
+        </w:rPr>
+        <w:t xml:space="preserve"> </w:t>
+      </w:r>
+      <w:r>
+        <w:rPr>
+          <w:b/>
+          <w:bCs/>
+        </w:rPr>
+        <w:t xml:space="preserve">(0%)</w:t>
+      </w:r>
+      <w:r>
+        <w:t xml:space="preserve"> </w:t>
+      </w:r>
+      <w:r>
+        <w:t xml:space="preserve">— vs. the 2026-08-13 baseline of 2/8 ≈ 25%. Live foreground-pgrp</w:t>
+      </w:r>
+      <w:r>
+        <w:t xml:space="preserve"> </w:t>
+      </w:r>
+      <w:r>
+        <w:t xml:space="preserve">sampling (110 + 107 samples across two full runs, ~10-60ms apart, spanning</w:t>
+      </w:r>
+      <w:r>
+        <w:t xml:space="preserve"> </w:t>
+      </w:r>
+      <w:r>
+        <w:t xml:space="preserve">pane-creation → cd → hook-fire → kill every iteration): every populated</w:t>
+      </w:r>
+      <w:r>
+        <w:t xml:space="preserve"> </w:t>
+      </w:r>
+      <w:r>
+        <w:t xml:space="preserve">sample showed</w:t>
+      </w:r>
+      <w:r>
+        <w:t xml:space="preserve"> </w:t>
+      </w:r>
+      <w:r>
+        <w:rPr>
+          <w:rStyle w:val="VerbatimChar"/>
+        </w:rPr>
+        <w:t xml:space="preserve">bash</w:t>
+      </w:r>
+      <w:r>
+        <w:t xml:space="preserve"> </w:t>
+      </w:r>
+      <w:r>
+        <w:t xml:space="preserve">as the sole foreground process; no other command was</w:t>
+      </w:r>
+      <w:r>
+        <w:t xml:space="preserve"> </w:t>
+      </w:r>
+      <w:r>
+        <w:t xml:space="preserve">ever observed foreground, including immediately around the hook fire.</w:t>
+      </w:r>
+      <w:r>
+        <w:t xml:space="preserve"> </w:t>
+      </w:r>
+      <w:r>
+        <w:t xml:space="preserve">Honest limitation: sampling was</w:t>
+      </w:r>
+      <w:r>
+        <w:t xml:space="preserve"> </w:t>
+      </w:r>
+      <w:r>
+        <w:rPr>
+          <w:rStyle w:val="VerbatimChar"/>
+        </w:rPr>
+        <w:t xml:space="preserve">ps</w:t>
+      </w:r>
+      <w:r>
+        <w:t xml:space="preserve">-fork-bound at 10-60ms intervals, so a</w:t>
+      </w:r>
+      <w:r>
+        <w:t xml:space="preserve"> </w:t>
+      </w:r>
+      <w:r>
+        <w:t xml:space="preserve">reassignment lasting only a few ms could fall between samples undetected.</w:t>
+      </w:r>
+    </w:p>
+    <w:p>
+      <w:pPr>
+        <w:pStyle w:val="BodyText"/>
+      </w:pPr>
+      <w:r>
+        <w:rPr>
+          <w:b/>
+          <w:bCs/>
+        </w:rPr>
+        <w:t xml:space="preserve">Disposition:</w:t>
+      </w:r>
+      <w:r>
+        <w:t xml:space="preserve"> </w:t>
+      </w:r>
+      <w:r>
+        <w:t xml:space="preserve">neither candidate mechanism (the kill-session</w:t>
+      </w:r>
+      <w:r>
+        <w:t xml:space="preserve"> </w:t>
+      </w:r>
+      <w:r>
+        <w:rPr>
+          <w:rStyle w:val="VerbatimChar"/>
+        </w:rPr>
+        <w:t xml:space="preserve">KillMode=control-group</w:t>
+      </w:r>
+      <w:r>
+        <w:t xml:space="preserve"> </w:t>
+      </w:r>
+      <w:r>
+        <w:t xml:space="preserve">race, nor the</w:t>
+      </w:r>
+      <w:r>
+        <w:t xml:space="preserve"> </w:t>
+      </w:r>
+      <w:r>
+        <w:rPr>
+          <w:rStyle w:val="VerbatimChar"/>
+        </w:rPr>
+        <w:t xml:space="preserve">tcgetpgrp</w:t>
+      </w:r>
+      <w:r>
+        <w:t xml:space="preserve"> </w:t>
+      </w:r>
+      <w:r>
+        <w:t xml:space="preserve">pane-state race) is</w:t>
+      </w:r>
+      <w:r>
+        <w:t xml:space="preserve"> </w:t>
+      </w:r>
+      <w:r>
+        <w:t xml:space="preserve">confirmed against a live failure, because none occurred in 39 fresh</w:t>
+      </w:r>
+      <w:r>
+        <w:t xml:space="preserve"> </w:t>
+      </w:r>
+      <w:r>
+        <w:t xml:space="preserve">iterations to study. Per §11.4.7 (demotion-evidence — same target, same</w:t>
+      </w:r>
+      <w:r>
+        <w:t xml:space="preserve"> </w:t>
+      </w:r>
+      <w:r>
+        <w:t xml:space="preserve">unchanged-since-06-28 test file, same methodology as the original 8-run</w:t>
+      </w:r>
+      <w:r>
+        <w:t xml:space="preserve"> </w:t>
+      </w:r>
+      <w:r>
+        <w:t xml:space="preserve">investigation, ~5× the sample size) and systematic-debugging's own "no root</w:t>
+      </w:r>
+      <w:r>
+        <w:t xml:space="preserve"> </w:t>
+      </w:r>
+      <w:r>
+        <w:t xml:space="preserve">cause found" guidance: the process is complete, what was investigated is</w:t>
+      </w:r>
+      <w:r>
+        <w:t xml:space="preserve"> </w:t>
+      </w:r>
+      <w:r>
+        <w:t xml:space="preserve">documented (</w:t>
+      </w:r>
+      <w:r>
+        <w:rPr>
+          <w:rStyle w:val="VerbatimChar"/>
+        </w:rPr>
+        <w:t xml:space="preserve">Issues.md</w:t>
+      </w:r>
+      <w:r>
+        <w:t xml:space="preserve"> </w:t>
+      </w:r>
+      <w:r>
+        <w:t xml:space="preserve">§H1), the existing test's condition-based polling</w:t>
+      </w:r>
+      <w:r>
+        <w:t xml:space="preserve"> </w:t>
+      </w:r>
+      <w:r>
+        <w:t xml:space="preserve">(never touched by either reverted attempt) is confirmed as the correct</w:t>
+      </w:r>
+      <w:r>
+        <w:t xml:space="preserve"> </w:t>
+      </w:r>
+      <w:r>
+        <w:t xml:space="preserve">standing mitigation, and this write-up + the live-pgrp-sampling methodology</w:t>
+      </w:r>
+      <w:r>
+        <w:t xml:space="preserve"> </w:t>
+      </w:r>
+      <w:r>
+        <w:t xml:space="preserve">are the foundation for any future recurrence.</w:t>
+      </w:r>
+      <w:r>
+        <w:t xml:space="preserve"> </w:t>
+      </w:r>
+      <w:r>
+        <w:rPr>
+          <w:b/>
+          <w:bCs/>
+        </w:rPr>
+        <w:t xml:space="preserve">No fix was applied — status</w:t>
+      </w:r>
+      <w:r>
+        <w:rPr>
+          <w:b/>
+          <w:bCs/>
+        </w:rPr>
+        <w:t xml:space="preserve"> </w:t>
+      </w:r>
+      <w:r>
+        <w:rPr>
+          <w:b/>
+          <w:bCs/>
+        </w:rPr>
+        <w:t xml:space="preserve">stays</w:t>
+      </w:r>
+      <w:r>
+        <w:rPr>
+          <w:b/>
+          <w:bCs/>
+        </w:rPr>
+        <w:t xml:space="preserve"> </w:t>
+      </w:r>
+      <w:r>
+        <w:rPr>
+          <w:rStyle w:val="VerbatimChar"/>
+          <w:b/>
+          <w:bCs/>
+        </w:rPr>
+        <w:t xml:space="preserve">Reopened</w:t>
+      </w:r>
+      <w:r>
+        <w:rPr>
+          <w:b/>
+          <w:bCs/>
+        </w:rPr>
+        <w:t xml:space="preserve"> </w:t>
+      </w:r>
+      <w:r>
+        <w:rPr>
+          <w:b/>
+          <w:bCs/>
+        </w:rPr>
+        <w:t xml:space="preserve">in Issues.md</w:t>
+      </w:r>
+      <w:r>
+        <w:t xml:space="preserve"> </w:t>
+      </w:r>
+      <w:r>
+        <w:t xml:space="preserve">(moving it to</w:t>
+      </w:r>
+      <w:r>
+        <w:t xml:space="preserve"> </w:t>
+      </w:r>
+      <w:r>
+        <w:rPr>
+          <w:rStyle w:val="VerbatimChar"/>
+        </w:rPr>
+        <w:t xml:space="preserve">Fixed.md</w:t>
+      </w:r>
+      <w:r>
+        <w:t xml:space="preserve"> </w:t>
+      </w:r>
+      <w:r>
+        <w:t xml:space="preserve">would be a</w:t>
+      </w:r>
+      <w:r>
+        <w:t xml:space="preserve"> </w:t>
+      </w:r>
+      <w:r>
+        <w:t xml:space="preserve">PASS-bluff); its priority is downgraded from "urgently needs a third</w:t>
+      </w:r>
+      <w:r>
+        <w:t xml:space="preserve"> </w:t>
+      </w:r>
+      <w:r>
+        <w:t xml:space="preserve">attempt" to "monitor — does not currently reproduce on the live codebase</w:t>
+      </w:r>
+      <w:r>
+        <w:t xml:space="preserve"> </w:t>
+      </w:r>
+      <w:r>
+        <w:t xml:space="preserve">under extensive deterministic testing."</w:t>
+      </w:r>
+    </w:p>
+    <w:p>
+      <w:pPr>
+        <w:pStyle w:val="BodyText"/>
+      </w:pPr>
+      <w:r>
+        <w:t xml:space="preserve">Composes with, does not supersede, §3.37b's original H1/H2 diagnosis. Full</w:t>
+      </w:r>
+      <w:r>
+        <w:t xml:space="preserve"> </w:t>
+      </w:r>
+      <w:r>
+        <w:t xml:space="preserve">evidence trail in</w:t>
+      </w:r>
+      <w:r>
+        <w:t xml:space="preserve"> </w:t>
+      </w:r>
+      <w:r>
+        <w:rPr>
+          <w:rStyle w:val="VerbatimChar"/>
+        </w:rPr>
+        <w:t xml:space="preserve">Issues.md</w:t>
+      </w:r>
+      <w:r>
+        <w:t xml:space="preserve"> </w:t>
+      </w:r>
+      <w:r>
+        <w:t xml:space="preserve">§H1 "Investigation update (2026-09-29)".</w:t>
+      </w:r>
+    </w:p>
     <w:bookmarkEnd w:id="70"/>
-    <w:bookmarkStart w:id="71" w:name="Xf9daad60751079e769ca58715403a214307050f"/>
+    <w:bookmarkEnd w:id="71"/>
+    <w:bookmarkStart w:id="72" w:name="Xf9daad60751079e769ca58715403a214307050f"/>
     <w:p>
       <w:pPr>
         <w:pStyle w:val="Heading2"/>
@@ -34332,8 +35179,8 @@
         <w:t xml:space="preserve">(2026-05-07) — Initial vasic-digital/tmux: migrated from ATMOSphere project + per-session containerization plan + 8-test verification gate.</w:t>
       </w:r>
     </w:p>
-    <w:bookmarkEnd w:id="71"/>
-    <w:bookmarkStart w:id="72" w:name="X6eb44e94951e80621b9fe10f2f53b34d95aee13"/>
+    <w:bookmarkEnd w:id="72"/>
+    <w:bookmarkStart w:id="73" w:name="X6eb44e94951e80621b9fe10f2f53b34d95aee13"/>
     <w:p>
       <w:pPr>
         <w:pStyle w:val="Heading2"/>
@@ -34462,8 +35309,8 @@
         <w:t xml:space="preserve">Update this document in the SAME commit as the work itself (§12.10 invariant)</w:t>
       </w:r>
     </w:p>
-    <w:bookmarkEnd w:id="72"/>
     <w:bookmarkEnd w:id="73"/>
+    <w:bookmarkEnd w:id="74"/>
     <w:sectPr>
       <w:footnotePr>
         <w:numRestart w:val="eachSect"/>
